--- a/SEM 6/WEBX/Documentation/WEBXEXP6.docx
+++ b/SEM 6/WEBX/Documentation/WEBXEXP6.docx
@@ -2,14 +2,1078 @@
 <file path=word/document.xml><?xml version="1.0" encoding="utf-8"?>
 <w:document xmlns:wpc="http://schemas.microsoft.com/office/word/2010/wordprocessingCanvas" xmlns:cx="http://schemas.microsoft.com/office/drawing/2014/chartex" xmlns:cx1="http://schemas.microsoft.com/office/drawing/2015/9/8/chartex" xmlns:cx2="http://schemas.microsoft.com/office/drawing/2015/10/21/chartex" xmlns:cx3="http://schemas.microsoft.com/office/drawing/2016/5/9/chartex" xmlns:cx4="http://schemas.microsoft.com/office/drawing/2016/5/10/chartex" xmlns:cx5="http://schemas.microsoft.com/office/drawing/2016/5/11/chartex" xmlns:cx6="http://schemas.microsoft.com/office/drawing/2016/5/12/chartex" xmlns:cx7="http://schemas.microsoft.com/office/drawing/2016/5/13/chartex" xmlns:cx8="http://schemas.microsoft.com/office/drawing/2016/5/14/chartex" xmlns:mc="http://schemas.openxmlformats.org/markup-compatibility/2006" xmlns:aink="http://schemas.microsoft.com/office/drawing/2016/ink" xmlns:am3d="http://schemas.microsoft.com/office/drawing/2017/model3d" xmlns:o="urn:schemas-microsoft-com:office:office" xmlns:r="http://schemas.openxmlformats.org/officeDocument/2006/relationships" xmlns:m="http://schemas.openxmlformats.org/officeDocument/2006/math" xmlns:v="urn:schemas-microsoft-com:vml" xmlns:wp14="http://schemas.microsoft.com/office/word/2010/wordprocessingDrawing" xmlns:wp="http://schemas.openxmlformats.org/drawingml/2006/wordprocessingDrawing" xmlns:w10="urn:schemas-microsoft-com:office:word" xmlns:w="http://schemas.openxmlformats.org/wordprocessingml/2006/main" xmlns:w14="http://schemas.microsoft.com/office/word/2010/wordml" xmlns:w15="http://schemas.microsoft.com/office/word/2012/wordml" xmlns:w16cex="http://schemas.microsoft.com/office/word/2018/wordml/cex" xmlns:w16cid="http://schemas.microsoft.com/office/word/2016/wordml/cid" xmlns:w16="http://schemas.microsoft.com/office/word/2018/wordml" xmlns:w16sdtdh="http://schemas.microsoft.com/office/word/2020/wordml/sdtdatahash" xmlns:w16se="http://schemas.microsoft.com/office/word/2015/wordml/symex" xmlns:wpg="http://schemas.microsoft.com/office/word/2010/wordprocessingGroup" xmlns:wpi="http://schemas.microsoft.com/office/word/2010/wordprocessingInk" xmlns:wne="http://schemas.microsoft.com/office/word/2006/wordml" xmlns:wps="http://schemas.microsoft.com/office/word/2010/wordprocessingShape" mc:Ignorable="w14 w15 w16se w16cid w16 w16cex w16sdtdh wp14">
   <w:body>
-    <w:p/>
+    <w:p>
+      <w:pPr>
+        <w:pStyle w:val="H"/>
+      </w:pPr>
+      <w:r>
+        <w:t xml:space="preserve">Aim: </w:t>
+      </w:r>
+      <w:r>
+        <w:t>To install MongoDB and perform basic CRUD (Create, Read, Update, Delete) operations using MongoDB tools.</w:t>
+      </w:r>
+    </w:p>
+    <w:p>
+      <w:pPr>
+        <w:pStyle w:val="S"/>
+      </w:pPr>
+    </w:p>
+    <w:p>
+      <w:pPr>
+        <w:pStyle w:val="S"/>
+        <w:rPr>
+          <w:sz w:val="24"/>
+          <w:szCs w:val="24"/>
+        </w:rPr>
+      </w:pPr>
+      <w:r>
+        <w:rPr>
+          <w:sz w:val="24"/>
+          <w:szCs w:val="24"/>
+        </w:rPr>
+        <w:t>Q1. What is MongoDB?</w:t>
+      </w:r>
+    </w:p>
+    <w:p>
+      <w:pPr>
+        <w:pStyle w:val="L"/>
+        <w:numPr>
+          <w:ilvl w:val="0"/>
+          <w:numId w:val="0"/>
+        </w:numPr>
+      </w:pPr>
+      <w:r>
+        <w:t>A NoSQL database that stores data in flexible, JSON-like documents</w:t>
+      </w:r>
+      <w:r>
+        <w:t xml:space="preserve">, </w:t>
+      </w:r>
+      <w:r>
+        <w:t>Developed by MongoDB Inc.</w:t>
+      </w:r>
+    </w:p>
+    <w:p>
+      <w:pPr>
+        <w:pStyle w:val="L"/>
+        <w:numPr>
+          <w:ilvl w:val="0"/>
+          <w:numId w:val="0"/>
+        </w:numPr>
+      </w:pPr>
+      <w:r>
+        <w:t>MongoDB is a cross-platform, open-source, database program that uses document-oriented data model.</w:t>
+      </w:r>
+      <w:r>
+        <w:t xml:space="preserve"> </w:t>
+      </w:r>
+      <w:r>
+        <w:t>It stores data in flexible, JSON-like documents with dynamic schema, making integration easy and fast.</w:t>
+      </w:r>
+      <w:r>
+        <w:t xml:space="preserve"> </w:t>
+      </w:r>
+    </w:p>
+    <w:p>
+      <w:pPr>
+        <w:pStyle w:val="S"/>
+      </w:pPr>
+    </w:p>
+    <w:p>
+      <w:pPr>
+        <w:pStyle w:val="S"/>
+        <w:rPr>
+          <w:sz w:val="24"/>
+          <w:szCs w:val="24"/>
+        </w:rPr>
+      </w:pPr>
+      <w:r>
+        <w:rPr>
+          <w:sz w:val="24"/>
+          <w:szCs w:val="24"/>
+        </w:rPr>
+        <w:t>Q2. What is a Cluster?</w:t>
+      </w:r>
+    </w:p>
+    <w:p>
+      <w:pPr>
+        <w:pStyle w:val="T"/>
+      </w:pPr>
+      <w:r>
+        <w:t>A MongoDB cluster is a group of servers working together to manage and store database data. It provides high availability, scalability, and redundancy through data distribution.</w:t>
+      </w:r>
+    </w:p>
+    <w:p>
+      <w:pPr>
+        <w:pStyle w:val="T"/>
+      </w:pPr>
+      <w:r>
+        <w:t>Replication creates copies of data on different servers using replica sets for fault tolerance. If the primary server fails, a secondary server automatically takes over to maintain availability.</w:t>
+      </w:r>
+    </w:p>
+    <w:p>
+      <w:pPr>
+        <w:pStyle w:val="S"/>
+      </w:pPr>
+    </w:p>
+    <w:p>
+      <w:pPr>
+        <w:pStyle w:val="S"/>
+        <w:rPr>
+          <w:sz w:val="24"/>
+          <w:szCs w:val="24"/>
+        </w:rPr>
+      </w:pPr>
+      <w:r>
+        <w:rPr>
+          <w:sz w:val="24"/>
+          <w:szCs w:val="24"/>
+        </w:rPr>
+        <w:t>Q</w:t>
+      </w:r>
+      <w:r>
+        <w:rPr>
+          <w:sz w:val="24"/>
+          <w:szCs w:val="24"/>
+        </w:rPr>
+        <w:t>3</w:t>
+      </w:r>
+      <w:r>
+        <w:rPr>
+          <w:sz w:val="24"/>
+          <w:szCs w:val="24"/>
+        </w:rPr>
+        <w:t xml:space="preserve">. What is a </w:t>
+      </w:r>
+      <w:r>
+        <w:rPr>
+          <w:sz w:val="24"/>
+          <w:szCs w:val="24"/>
+        </w:rPr>
+        <w:t>Database</w:t>
+      </w:r>
+      <w:r>
+        <w:rPr>
+          <w:sz w:val="24"/>
+          <w:szCs w:val="24"/>
+        </w:rPr>
+        <w:t>?</w:t>
+      </w:r>
+    </w:p>
+    <w:p>
+      <w:pPr>
+        <w:pStyle w:val="S"/>
+        <w:rPr>
+          <w:b w:val="0"/>
+          <w:bCs w:val="0"/>
+          <w:sz w:val="22"/>
+          <w:szCs w:val="22"/>
+        </w:rPr>
+      </w:pPr>
+      <w:r>
+        <w:rPr>
+          <w:b w:val="0"/>
+          <w:bCs w:val="0"/>
+          <w:sz w:val="22"/>
+          <w:szCs w:val="22"/>
+        </w:rPr>
+        <w:t>A database in MongoDB is a container that holds groups of collections for organized data storage. Each database gets its own set of files on the file system.</w:t>
+      </w:r>
+    </w:p>
+    <w:p>
+      <w:pPr>
+        <w:pStyle w:val="S"/>
+      </w:pPr>
+    </w:p>
+    <w:p>
+      <w:pPr>
+        <w:pStyle w:val="S"/>
+        <w:rPr>
+          <w:sz w:val="24"/>
+          <w:szCs w:val="24"/>
+        </w:rPr>
+      </w:pPr>
+      <w:r>
+        <w:rPr>
+          <w:sz w:val="24"/>
+          <w:szCs w:val="24"/>
+        </w:rPr>
+        <w:t>Q</w:t>
+      </w:r>
+      <w:r>
+        <w:rPr>
+          <w:sz w:val="24"/>
+          <w:szCs w:val="24"/>
+        </w:rPr>
+        <w:t>4</w:t>
+      </w:r>
+      <w:r>
+        <w:rPr>
+          <w:sz w:val="24"/>
+          <w:szCs w:val="24"/>
+        </w:rPr>
+        <w:t>. What is a Collection?</w:t>
+      </w:r>
+    </w:p>
+    <w:p>
+      <w:pPr>
+        <w:pStyle w:val="S"/>
+        <w:rPr>
+          <w:b w:val="0"/>
+          <w:bCs w:val="0"/>
+          <w:sz w:val="22"/>
+          <w:szCs w:val="22"/>
+        </w:rPr>
+      </w:pPr>
+      <w:r>
+        <w:rPr>
+          <w:b w:val="0"/>
+          <w:bCs w:val="0"/>
+          <w:sz w:val="22"/>
+          <w:szCs w:val="22"/>
+        </w:rPr>
+        <w:t>A collection in MongoDB is a grouping of documents, analogous to a table in relational databases. It exists within a single database and does not enforce a strict schema.</w:t>
+      </w:r>
+    </w:p>
+    <w:p>
+      <w:pPr>
+        <w:pStyle w:val="S"/>
+      </w:pPr>
+    </w:p>
+    <w:p>
+      <w:pPr>
+        <w:pStyle w:val="S"/>
+        <w:rPr>
+          <w:sz w:val="24"/>
+          <w:szCs w:val="24"/>
+        </w:rPr>
+      </w:pPr>
+      <w:r>
+        <w:rPr>
+          <w:sz w:val="24"/>
+          <w:szCs w:val="24"/>
+        </w:rPr>
+        <w:t>Q</w:t>
+      </w:r>
+      <w:r>
+        <w:rPr>
+          <w:sz w:val="24"/>
+          <w:szCs w:val="24"/>
+        </w:rPr>
+        <w:t>5</w:t>
+      </w:r>
+      <w:r>
+        <w:rPr>
+          <w:sz w:val="24"/>
+          <w:szCs w:val="24"/>
+        </w:rPr>
+        <w:t>. What is a Document?</w:t>
+      </w:r>
+    </w:p>
+    <w:p>
+      <w:pPr>
+        <w:pStyle w:val="S"/>
+        <w:rPr>
+          <w:sz w:val="24"/>
+          <w:szCs w:val="24"/>
+        </w:rPr>
+      </w:pPr>
+      <w:r>
+        <w:rPr>
+          <w:b w:val="0"/>
+          <w:bCs w:val="0"/>
+          <w:sz w:val="22"/>
+          <w:szCs w:val="22"/>
+        </w:rPr>
+        <w:t>A document in MongoDB is a record in a collection, stored as a BSON (Binary JSON) object. It consists of field-and-value pairs, similar to JSON objects.</w:t>
+      </w:r>
+    </w:p>
+    <w:p>
+      <w:pPr>
+        <w:pStyle w:val="S"/>
+      </w:pPr>
+    </w:p>
+    <w:p>
+      <w:pPr>
+        <w:pStyle w:val="H"/>
+      </w:pPr>
+      <w:r>
+        <w:t>Q6. Steps to add/import data in MongoDB</w:t>
+      </w:r>
+      <w:r>
+        <w:t>.</w:t>
+      </w:r>
+    </w:p>
+    <w:p>
+      <w:pPr>
+        <w:pStyle w:val="L"/>
+      </w:pPr>
+      <w:r>
+        <w:t xml:space="preserve">Directly add documents to collections using </w:t>
+      </w:r>
+      <w:r>
+        <w:rPr>
+          <w:rStyle w:val="CodeChar"/>
+        </w:rPr>
+        <w:t>insertOne()</w:t>
+      </w:r>
+      <w:r>
+        <w:t xml:space="preserve"> for single or </w:t>
+      </w:r>
+      <w:r>
+        <w:rPr>
+          <w:rStyle w:val="CodeChar"/>
+        </w:rPr>
+        <w:t>insertMany()</w:t>
+      </w:r>
+      <w:r>
+        <w:t xml:space="preserve"> for multiple entries.</w:t>
+      </w:r>
+    </w:p>
+    <w:p>
+      <w:pPr>
+        <w:pStyle w:val="L"/>
+      </w:pPr>
+      <w:r>
+        <w:t xml:space="preserve">Import JSON, CSV, or TSV files from the terminal using the </w:t>
+      </w:r>
+      <w:r>
+        <w:rPr>
+          <w:rStyle w:val="CodeChar"/>
+        </w:rPr>
+        <w:t>mongoimport</w:t>
+      </w:r>
+      <w:r>
+        <w:t xml:space="preserve"> utility program.</w:t>
+      </w:r>
+    </w:p>
+    <w:p>
+      <w:pPr>
+        <w:pStyle w:val="L"/>
+      </w:pPr>
+      <w:r>
+        <w:t>Use the intuitive graphical interface to manually add documents or drag-and-drop files for import.</w:t>
+      </w:r>
+    </w:p>
+    <w:p>
+      <w:pPr>
+        <w:pStyle w:val="L"/>
+      </w:pPr>
+      <w:r>
+        <w:t xml:space="preserve">Copy data from existing collections using aggregation pipeline with </w:t>
+      </w:r>
+      <w:r>
+        <w:rPr>
+          <w:rStyle w:val="CodeChar"/>
+        </w:rPr>
+        <w:t>$out</w:t>
+      </w:r>
+      <w:r>
+        <w:t xml:space="preserve"> or </w:t>
+      </w:r>
+      <w:r>
+        <w:rPr>
+          <w:rStyle w:val="CodeChar"/>
+        </w:rPr>
+        <w:t>$merge</w:t>
+      </w:r>
+      <w:r>
+        <w:t xml:space="preserve"> stages.</w:t>
+      </w:r>
+    </w:p>
+    <w:p>
+      <w:pPr>
+        <w:pStyle w:val="L"/>
+      </w:pPr>
+      <w:r>
+        <w:t>Insert data programmatically through official MongoDB drivers for languages like Python, Node.js, or Java.</w:t>
+      </w:r>
+    </w:p>
+    <w:p>
+      <w:pPr>
+        <w:pStyle w:val="S"/>
+      </w:pPr>
+    </w:p>
+    <w:p>
+      <w:pPr>
+        <w:pStyle w:val="H"/>
+      </w:pPr>
+      <w:r>
+        <w:t xml:space="preserve">Q6. </w:t>
+      </w:r>
+      <w:r>
+        <w:t>List methods of connecting to MongoDB</w:t>
+      </w:r>
+      <w:r>
+        <w:t>.</w:t>
+      </w:r>
+    </w:p>
+    <w:p>
+      <w:pPr>
+        <w:pStyle w:val="L"/>
+      </w:pPr>
+      <w:r>
+        <w:t xml:space="preserve">Connect by passing a standard </w:t>
+      </w:r>
+      <w:r>
+        <w:rPr>
+          <w:rStyle w:val="CodeChar"/>
+        </w:rPr>
+        <w:t>URI</w:t>
+      </w:r>
+      <w:r>
+        <w:t xml:space="preserve"> format to your </w:t>
+      </w:r>
+      <w:r>
+        <w:rPr>
+          <w:rStyle w:val="CodeChar"/>
+        </w:rPr>
+        <w:t>MongoDB</w:t>
+      </w:r>
+      <w:r>
+        <w:t xml:space="preserve"> client or driver.</w:t>
+      </w:r>
+    </w:p>
+    <w:p>
+      <w:pPr>
+        <w:pStyle w:val="L"/>
+      </w:pPr>
+      <w:r>
+        <w:t>Launch the command-line shell (</w:t>
+      </w:r>
+      <w:r>
+        <w:rPr>
+          <w:rStyle w:val="CodeChar"/>
+        </w:rPr>
+        <w:t>mongosh</w:t>
+      </w:r>
+      <w:r>
+        <w:t>) and specify the host and database directly.</w:t>
+      </w:r>
+    </w:p>
+    <w:p>
+      <w:pPr>
+        <w:pStyle w:val="L"/>
+      </w:pPr>
+      <w:r>
+        <w:t xml:space="preserve">Establish a connection in code using official drivers like </w:t>
+      </w:r>
+      <w:r>
+        <w:rPr>
+          <w:rStyle w:val="CodeChar"/>
+        </w:rPr>
+        <w:t>PyMongo</w:t>
+      </w:r>
+      <w:r>
+        <w:t xml:space="preserve"> or </w:t>
+      </w:r>
+      <w:r>
+        <w:rPr>
+          <w:rStyle w:val="CodeChar"/>
+        </w:rPr>
+        <w:t>Node.js.</w:t>
+      </w:r>
+    </w:p>
+    <w:p>
+      <w:pPr>
+        <w:pStyle w:val="L"/>
+      </w:pPr>
+      <w:r>
+        <w:t xml:space="preserve">Via MongoDB Compass GUI via a </w:t>
+      </w:r>
+      <w:r>
+        <w:rPr>
+          <w:rStyle w:val="CodeChar"/>
+        </w:rPr>
+        <w:t>URI</w:t>
+      </w:r>
+    </w:p>
+    <w:p>
+      <w:pPr>
+        <w:pStyle w:val="H"/>
+      </w:pPr>
+      <w:r>
+        <w:lastRenderedPageBreak/>
+        <w:t>Games data imported</w:t>
+      </w:r>
+    </w:p>
+    <w:p>
+      <w:pPr>
+        <w:pStyle w:val="H"/>
+      </w:pPr>
+      <w:r>
+        <w:rPr>
+          <w:noProof/>
+        </w:rPr>
+        <w:drawing>
+          <wp:inline distT="0" distB="0" distL="0" distR="0" wp14:anchorId="088DAC38" wp14:editId="2065E5ED">
+            <wp:extent cx="6188710" cy="3352165"/>
+            <wp:effectExtent l="0" t="0" r="2540" b="635"/>
+            <wp:docPr id="1" name="Picture 1"/>
+            <wp:cNvGraphicFramePr>
+              <a:graphicFrameLocks xmlns:a="http://schemas.openxmlformats.org/drawingml/2006/main" noChangeAspect="1"/>
+            </wp:cNvGraphicFramePr>
+            <a:graphic xmlns:a="http://schemas.openxmlformats.org/drawingml/2006/main">
+              <a:graphicData uri="http://schemas.openxmlformats.org/drawingml/2006/picture">
+                <pic:pic xmlns:pic="http://schemas.openxmlformats.org/drawingml/2006/picture">
+                  <pic:nvPicPr>
+                    <pic:cNvPr id="1" name=""/>
+                    <pic:cNvPicPr/>
+                  </pic:nvPicPr>
+                  <pic:blipFill>
+                    <a:blip r:embed="rId9"/>
+                    <a:stretch>
+                      <a:fillRect/>
+                    </a:stretch>
+                  </pic:blipFill>
+                  <pic:spPr>
+                    <a:xfrm>
+                      <a:off x="0" y="0"/>
+                      <a:ext cx="6188710" cy="3352165"/>
+                    </a:xfrm>
+                    <a:prstGeom prst="rect">
+                      <a:avLst/>
+                    </a:prstGeom>
+                  </pic:spPr>
+                </pic:pic>
+              </a:graphicData>
+            </a:graphic>
+          </wp:inline>
+        </w:drawing>
+      </w:r>
+    </w:p>
+    <w:p>
+      <w:pPr>
+        <w:pStyle w:val="H"/>
+      </w:pPr>
+    </w:p>
+    <w:p>
+      <w:pPr>
+        <w:pStyle w:val="H"/>
+      </w:pPr>
+      <w:r>
+        <w:rPr>
+          <w:rStyle w:val="CodeChar"/>
+        </w:rPr>
+        <w:t>findOne()</w:t>
+      </w:r>
+      <w:r>
+        <w:rPr>
+          <w:rStyle w:val="CodeChar"/>
+        </w:rPr>
+        <w:t>:</w:t>
+      </w:r>
+      <w:r>
+        <w:t xml:space="preserve"> </w:t>
+      </w:r>
+      <w:r>
+        <w:t>Returns a single document that matches the specified query criteria from a collection.</w:t>
+      </w:r>
+    </w:p>
+    <w:p>
+      <w:pPr>
+        <w:pStyle w:val="H"/>
+      </w:pPr>
+      <w:r>
+        <w:drawing>
+          <wp:inline distT="0" distB="0" distL="0" distR="0" wp14:anchorId="105F896A" wp14:editId="24C5338E">
+            <wp:extent cx="6188710" cy="2252345"/>
+            <wp:effectExtent l="0" t="0" r="2540" b="0"/>
+            <wp:docPr id="2" name="Picture 2"/>
+            <wp:cNvGraphicFramePr>
+              <a:graphicFrameLocks xmlns:a="http://schemas.openxmlformats.org/drawingml/2006/main" noChangeAspect="1"/>
+            </wp:cNvGraphicFramePr>
+            <a:graphic xmlns:a="http://schemas.openxmlformats.org/drawingml/2006/main">
+              <a:graphicData uri="http://schemas.openxmlformats.org/drawingml/2006/picture">
+                <pic:pic xmlns:pic="http://schemas.openxmlformats.org/drawingml/2006/picture">
+                  <pic:nvPicPr>
+                    <pic:cNvPr id="1" name=""/>
+                    <pic:cNvPicPr/>
+                  </pic:nvPicPr>
+                  <pic:blipFill>
+                    <a:blip r:embed="rId10"/>
+                    <a:stretch>
+                      <a:fillRect/>
+                    </a:stretch>
+                  </pic:blipFill>
+                  <pic:spPr>
+                    <a:xfrm>
+                      <a:off x="0" y="0"/>
+                      <a:ext cx="6188710" cy="2252345"/>
+                    </a:xfrm>
+                    <a:prstGeom prst="rect">
+                      <a:avLst/>
+                    </a:prstGeom>
+                  </pic:spPr>
+                </pic:pic>
+              </a:graphicData>
+            </a:graphic>
+          </wp:inline>
+        </w:drawing>
+      </w:r>
+    </w:p>
+    <w:p>
+      <w:pPr>
+        <w:pStyle w:val="H"/>
+      </w:pPr>
+    </w:p>
+    <w:p>
+      <w:pPr>
+        <w:pStyle w:val="H"/>
+      </w:pPr>
+      <w:r>
+        <w:rPr>
+          <w:rStyle w:val="CodeChar"/>
+        </w:rPr>
+        <w:t>deleteOne()</w:t>
+      </w:r>
+      <w:r>
+        <w:rPr>
+          <w:rStyle w:val="CodeChar"/>
+        </w:rPr>
+        <w:t>:</w:t>
+      </w:r>
+      <w:r>
+        <w:t xml:space="preserve"> </w:t>
+      </w:r>
+      <w:r>
+        <w:t>Removes the first document that matches the specified filter from a collection.</w:t>
+      </w:r>
+    </w:p>
+    <w:p>
+      <w:pPr>
+        <w:pStyle w:val="H"/>
+      </w:pPr>
+      <w:r>
+        <w:drawing>
+          <wp:inline distT="0" distB="0" distL="0" distR="0" wp14:anchorId="0B503E35" wp14:editId="206F1B99">
+            <wp:extent cx="4763165" cy="1238423"/>
+            <wp:effectExtent l="0" t="0" r="0" b="0"/>
+            <wp:docPr id="5" name="Picture 5"/>
+            <wp:cNvGraphicFramePr>
+              <a:graphicFrameLocks xmlns:a="http://schemas.openxmlformats.org/drawingml/2006/main" noChangeAspect="1"/>
+            </wp:cNvGraphicFramePr>
+            <a:graphic xmlns:a="http://schemas.openxmlformats.org/drawingml/2006/main">
+              <a:graphicData uri="http://schemas.openxmlformats.org/drawingml/2006/picture">
+                <pic:pic xmlns:pic="http://schemas.openxmlformats.org/drawingml/2006/picture">
+                  <pic:nvPicPr>
+                    <pic:cNvPr id="1" name=""/>
+                    <pic:cNvPicPr/>
+                  </pic:nvPicPr>
+                  <pic:blipFill>
+                    <a:blip r:embed="rId11"/>
+                    <a:stretch>
+                      <a:fillRect/>
+                    </a:stretch>
+                  </pic:blipFill>
+                  <pic:spPr>
+                    <a:xfrm>
+                      <a:off x="0" y="0"/>
+                      <a:ext cx="4763165" cy="1238423"/>
+                    </a:xfrm>
+                    <a:prstGeom prst="rect">
+                      <a:avLst/>
+                    </a:prstGeom>
+                  </pic:spPr>
+                </pic:pic>
+              </a:graphicData>
+            </a:graphic>
+          </wp:inline>
+        </w:drawing>
+      </w:r>
+    </w:p>
+    <w:p>
+      <w:pPr>
+        <w:pStyle w:val="H"/>
+      </w:pPr>
+      <w:r>
+        <w:rPr>
+          <w:rStyle w:val="CodeChar"/>
+        </w:rPr>
+        <w:lastRenderedPageBreak/>
+        <w:t>insertOne()</w:t>
+      </w:r>
+      <w:r>
+        <w:rPr>
+          <w:rStyle w:val="CodeChar"/>
+        </w:rPr>
+        <w:t>:</w:t>
+      </w:r>
+      <w:r>
+        <w:t xml:space="preserve"> </w:t>
+      </w:r>
+      <w:r>
+        <w:t>Adds a single new document into a collection and returns an acknowledgement.</w:t>
+      </w:r>
+    </w:p>
+    <w:p>
+      <w:pPr>
+        <w:pStyle w:val="H"/>
+      </w:pPr>
+      <w:r>
+        <w:drawing>
+          <wp:inline distT="0" distB="0" distL="0" distR="0" wp14:anchorId="571ED378" wp14:editId="6DF6581B">
+            <wp:extent cx="6188710" cy="1682115"/>
+            <wp:effectExtent l="0" t="0" r="2540" b="0"/>
+            <wp:docPr id="3" name="Picture 3"/>
+            <wp:cNvGraphicFramePr>
+              <a:graphicFrameLocks xmlns:a="http://schemas.openxmlformats.org/drawingml/2006/main" noChangeAspect="1"/>
+            </wp:cNvGraphicFramePr>
+            <a:graphic xmlns:a="http://schemas.openxmlformats.org/drawingml/2006/main">
+              <a:graphicData uri="http://schemas.openxmlformats.org/drawingml/2006/picture">
+                <pic:pic xmlns:pic="http://schemas.openxmlformats.org/drawingml/2006/picture">
+                  <pic:nvPicPr>
+                    <pic:cNvPr id="1" name=""/>
+                    <pic:cNvPicPr/>
+                  </pic:nvPicPr>
+                  <pic:blipFill>
+                    <a:blip r:embed="rId12"/>
+                    <a:stretch>
+                      <a:fillRect/>
+                    </a:stretch>
+                  </pic:blipFill>
+                  <pic:spPr>
+                    <a:xfrm>
+                      <a:off x="0" y="0"/>
+                      <a:ext cx="6188710" cy="1682115"/>
+                    </a:xfrm>
+                    <a:prstGeom prst="rect">
+                      <a:avLst/>
+                    </a:prstGeom>
+                  </pic:spPr>
+                </pic:pic>
+              </a:graphicData>
+            </a:graphic>
+          </wp:inline>
+        </w:drawing>
+      </w:r>
+    </w:p>
+    <w:p>
+      <w:pPr>
+        <w:pStyle w:val="H"/>
+      </w:pPr>
+    </w:p>
+    <w:p>
+      <w:pPr>
+        <w:pStyle w:val="H"/>
+      </w:pPr>
+      <w:r>
+        <w:rPr>
+          <w:rStyle w:val="CodeChar"/>
+        </w:rPr>
+        <w:t>deleteMany()</w:t>
+      </w:r>
+      <w:r>
+        <w:rPr>
+          <w:rStyle w:val="CodeChar"/>
+        </w:rPr>
+        <w:t>:</w:t>
+      </w:r>
+      <w:r>
+        <w:t xml:space="preserve"> </w:t>
+      </w:r>
+      <w:r>
+        <w:t>Removes all documents that match the specified filter criteria from a collection.</w:t>
+      </w:r>
+    </w:p>
+    <w:p>
+      <w:pPr>
+        <w:pStyle w:val="H"/>
+      </w:pPr>
+      <w:r>
+        <w:drawing>
+          <wp:inline distT="0" distB="0" distL="0" distR="0" wp14:anchorId="48A6B27C" wp14:editId="3E1A19DC">
+            <wp:extent cx="5687219" cy="1676634"/>
+            <wp:effectExtent l="0" t="0" r="8890" b="0"/>
+            <wp:docPr id="6" name="Picture 6"/>
+            <wp:cNvGraphicFramePr>
+              <a:graphicFrameLocks xmlns:a="http://schemas.openxmlformats.org/drawingml/2006/main" noChangeAspect="1"/>
+            </wp:cNvGraphicFramePr>
+            <a:graphic xmlns:a="http://schemas.openxmlformats.org/drawingml/2006/main">
+              <a:graphicData uri="http://schemas.openxmlformats.org/drawingml/2006/picture">
+                <pic:pic xmlns:pic="http://schemas.openxmlformats.org/drawingml/2006/picture">
+                  <pic:nvPicPr>
+                    <pic:cNvPr id="1" name=""/>
+                    <pic:cNvPicPr/>
+                  </pic:nvPicPr>
+                  <pic:blipFill>
+                    <a:blip r:embed="rId13"/>
+                    <a:stretch>
+                      <a:fillRect/>
+                    </a:stretch>
+                  </pic:blipFill>
+                  <pic:spPr>
+                    <a:xfrm>
+                      <a:off x="0" y="0"/>
+                      <a:ext cx="5687219" cy="1676634"/>
+                    </a:xfrm>
+                    <a:prstGeom prst="rect">
+                      <a:avLst/>
+                    </a:prstGeom>
+                  </pic:spPr>
+                </pic:pic>
+              </a:graphicData>
+            </a:graphic>
+          </wp:inline>
+        </w:drawing>
+      </w:r>
+    </w:p>
+    <w:p>
+      <w:pPr>
+        <w:pStyle w:val="H"/>
+      </w:pPr>
+    </w:p>
+    <w:p>
+      <w:pPr>
+        <w:pStyle w:val="H"/>
+      </w:pPr>
+      <w:r>
+        <w:rPr>
+          <w:rStyle w:val="CodeChar"/>
+        </w:rPr>
+        <w:t>insertMany()</w:t>
+      </w:r>
+      <w:r>
+        <w:rPr>
+          <w:rStyle w:val="CodeChar"/>
+        </w:rPr>
+        <w:t>:</w:t>
+      </w:r>
+      <w:r>
+        <w:t xml:space="preserve"> </w:t>
+      </w:r>
+      <w:r>
+        <w:t>Inserts multiple documents into a collection in a single operation.</w:t>
+      </w:r>
+    </w:p>
+    <w:p>
+      <w:pPr>
+        <w:pStyle w:val="H"/>
+      </w:pPr>
+      <w:r>
+        <w:drawing>
+          <wp:inline distT="0" distB="0" distL="0" distR="0" wp14:anchorId="155C1A62" wp14:editId="5C409FCF">
+            <wp:extent cx="6188710" cy="3390265"/>
+            <wp:effectExtent l="0" t="0" r="2540" b="635"/>
+            <wp:docPr id="7" name="Picture 7"/>
+            <wp:cNvGraphicFramePr>
+              <a:graphicFrameLocks xmlns:a="http://schemas.openxmlformats.org/drawingml/2006/main" noChangeAspect="1"/>
+            </wp:cNvGraphicFramePr>
+            <a:graphic xmlns:a="http://schemas.openxmlformats.org/drawingml/2006/main">
+              <a:graphicData uri="http://schemas.openxmlformats.org/drawingml/2006/picture">
+                <pic:pic xmlns:pic="http://schemas.openxmlformats.org/drawingml/2006/picture">
+                  <pic:nvPicPr>
+                    <pic:cNvPr id="1" name=""/>
+                    <pic:cNvPicPr/>
+                  </pic:nvPicPr>
+                  <pic:blipFill>
+                    <a:blip r:embed="rId14"/>
+                    <a:stretch>
+                      <a:fillRect/>
+                    </a:stretch>
+                  </pic:blipFill>
+                  <pic:spPr>
+                    <a:xfrm>
+                      <a:off x="0" y="0"/>
+                      <a:ext cx="6188710" cy="3390265"/>
+                    </a:xfrm>
+                    <a:prstGeom prst="rect">
+                      <a:avLst/>
+                    </a:prstGeom>
+                  </pic:spPr>
+                </pic:pic>
+              </a:graphicData>
+            </a:graphic>
+          </wp:inline>
+        </w:drawing>
+      </w:r>
+    </w:p>
+    <w:p>
+      <w:pPr>
+        <w:pStyle w:val="H"/>
+      </w:pPr>
+      <w:r>
+        <w:rPr>
+          <w:rStyle w:val="CodeChar"/>
+        </w:rPr>
+        <w:lastRenderedPageBreak/>
+        <w:t>updateOne()</w:t>
+      </w:r>
+      <w:r>
+        <w:rPr>
+          <w:rStyle w:val="CodeChar"/>
+        </w:rPr>
+        <w:t>:</w:t>
+      </w:r>
+      <w:r>
+        <w:t xml:space="preserve"> </w:t>
+      </w:r>
+      <w:r>
+        <w:t>Modifies a single document that matches the filter criteria in a collection.</w:t>
+      </w:r>
+    </w:p>
+    <w:p>
+      <w:pPr>
+        <w:pStyle w:val="H"/>
+        <w:rPr>
+          <w:noProof/>
+        </w:rPr>
+      </w:pPr>
+      <w:r>
+        <w:rPr>
+          <w:noProof/>
+        </w:rPr>
+        <w:drawing>
+          <wp:inline distT="0" distB="0" distL="0" distR="0" wp14:anchorId="6C71C5E4" wp14:editId="7CEE5C14">
+            <wp:extent cx="6188710" cy="3171190"/>
+            <wp:effectExtent l="0" t="0" r="2540" b="0"/>
+            <wp:docPr id="11" name="Picture 11"/>
+            <wp:cNvGraphicFramePr>
+              <a:graphicFrameLocks xmlns:a="http://schemas.openxmlformats.org/drawingml/2006/main" noChangeAspect="1"/>
+            </wp:cNvGraphicFramePr>
+            <a:graphic xmlns:a="http://schemas.openxmlformats.org/drawingml/2006/main">
+              <a:graphicData uri="http://schemas.openxmlformats.org/drawingml/2006/picture">
+                <pic:pic xmlns:pic="http://schemas.openxmlformats.org/drawingml/2006/picture">
+                  <pic:nvPicPr>
+                    <pic:cNvPr id="1" name=""/>
+                    <pic:cNvPicPr/>
+                  </pic:nvPicPr>
+                  <pic:blipFill>
+                    <a:blip r:embed="rId15"/>
+                    <a:stretch>
+                      <a:fillRect/>
+                    </a:stretch>
+                  </pic:blipFill>
+                  <pic:spPr>
+                    <a:xfrm>
+                      <a:off x="0" y="0"/>
+                      <a:ext cx="6188710" cy="3171190"/>
+                    </a:xfrm>
+                    <a:prstGeom prst="rect">
+                      <a:avLst/>
+                    </a:prstGeom>
+                  </pic:spPr>
+                </pic:pic>
+              </a:graphicData>
+            </a:graphic>
+          </wp:inline>
+        </w:drawing>
+      </w:r>
+    </w:p>
+    <w:p>
+      <w:pPr>
+        <w:pStyle w:val="S"/>
+        <w:rPr>
+          <w:noProof/>
+        </w:rPr>
+      </w:pPr>
+    </w:p>
+    <w:p>
+      <w:pPr>
+        <w:pStyle w:val="H"/>
+        <w:rPr>
+          <w:noProof/>
+        </w:rPr>
+      </w:pPr>
+      <w:r>
+        <w:rPr>
+          <w:rStyle w:val="CodeChar"/>
+        </w:rPr>
+        <w:t>updateMany()</w:t>
+      </w:r>
+      <w:r>
+        <w:rPr>
+          <w:rStyle w:val="CodeChar"/>
+        </w:rPr>
+        <w:t>:</w:t>
+      </w:r>
+      <w:r>
+        <w:rPr>
+          <w:noProof/>
+        </w:rPr>
+        <w:t xml:space="preserve"> </w:t>
+      </w:r>
+      <w:r>
+        <w:rPr>
+          <w:noProof/>
+        </w:rPr>
+        <w:t>Updates all documents matching the specified filter criteria in a collection.</w:t>
+      </w:r>
+    </w:p>
+    <w:p>
+      <w:pPr>
+        <w:pStyle w:val="H"/>
+      </w:pPr>
+      <w:r>
+        <w:rPr>
+          <w:noProof/>
+        </w:rPr>
+        <w:drawing>
+          <wp:inline distT="0" distB="0" distL="0" distR="0" wp14:anchorId="5AFBFD18" wp14:editId="555A5011">
+            <wp:extent cx="6188710" cy="3617595"/>
+            <wp:effectExtent l="0" t="0" r="2540" b="1905"/>
+            <wp:docPr id="12" name="Picture 12"/>
+            <wp:cNvGraphicFramePr>
+              <a:graphicFrameLocks xmlns:a="http://schemas.openxmlformats.org/drawingml/2006/main" noChangeAspect="1"/>
+            </wp:cNvGraphicFramePr>
+            <a:graphic xmlns:a="http://schemas.openxmlformats.org/drawingml/2006/main">
+              <a:graphicData uri="http://schemas.openxmlformats.org/drawingml/2006/picture">
+                <pic:pic xmlns:pic="http://schemas.openxmlformats.org/drawingml/2006/picture">
+                  <pic:nvPicPr>
+                    <pic:cNvPr id="1" name=""/>
+                    <pic:cNvPicPr/>
+                  </pic:nvPicPr>
+                  <pic:blipFill>
+                    <a:blip r:embed="rId16"/>
+                    <a:stretch>
+                      <a:fillRect/>
+                    </a:stretch>
+                  </pic:blipFill>
+                  <pic:spPr>
+                    <a:xfrm>
+                      <a:off x="0" y="0"/>
+                      <a:ext cx="6188710" cy="3617595"/>
+                    </a:xfrm>
+                    <a:prstGeom prst="rect">
+                      <a:avLst/>
+                    </a:prstGeom>
+                  </pic:spPr>
+                </pic:pic>
+              </a:graphicData>
+            </a:graphic>
+          </wp:inline>
+        </w:drawing>
+      </w:r>
+      <w:r>
+        <w:rPr>
+          <w:noProof/>
+        </w:rPr>
+        <w:t xml:space="preserve"> </w:t>
+      </w:r>
+    </w:p>
+    <w:p>
+      <w:pPr>
+        <w:pStyle w:val="S"/>
+      </w:pPr>
+    </w:p>
+    <w:p>
+      <w:pPr>
+        <w:pStyle w:val="H"/>
+      </w:pPr>
+      <w:r>
+        <w:t>Conclusion:</w:t>
+      </w:r>
+    </w:p>
+    <w:p>
+      <w:pPr>
+        <w:pStyle w:val="T"/>
+      </w:pPr>
+      <w:r>
+        <w:t>Successfully installed MongoDB and demonstrated fundamental database operations through practical CRUD command execution.</w:t>
+      </w:r>
+    </w:p>
     <w:sectPr>
-      <w:headerReference w:type="even" r:id="rId7"/>
-      <w:headerReference w:type="default" r:id="rId8"/>
-      <w:footerReference w:type="even" r:id="rId9"/>
-      <w:footerReference w:type="default" r:id="rId10"/>
-      <w:headerReference w:type="first" r:id="rId11"/>
-      <w:footerReference w:type="first" r:id="rId12"/>
+      <w:headerReference w:type="default" r:id="rId17"/>
+      <w:footerReference w:type="default" r:id="rId18"/>
       <w:pgSz w:w="11906" w:h="16838"/>
       <w:pgMar w:top="1440" w:right="1080" w:bottom="1440" w:left="1080" w:header="708" w:footer="708" w:gutter="0"/>
       <w:cols w:space="708"/>
@@ -49,16 +1113,6 @@
   <w:p>
     <w:pPr>
       <w:pStyle w:val="Footer"/>
-    </w:pPr>
-  </w:p>
-</w:ftr>
-</file>
-
-<file path=word/footer2.xml><?xml version="1.0" encoding="utf-8"?>
-<w:ftr xmlns:wpc="http://schemas.microsoft.com/office/word/2010/wordprocessingCanvas" xmlns:cx="http://schemas.microsoft.com/office/drawing/2014/chartex" xmlns:cx1="http://schemas.microsoft.com/office/drawing/2015/9/8/chartex" xmlns:cx2="http://schemas.microsoft.com/office/drawing/2015/10/21/chartex" xmlns:cx3="http://schemas.microsoft.com/office/drawing/2016/5/9/chartex" xmlns:cx4="http://schemas.microsoft.com/office/drawing/2016/5/10/chartex" xmlns:cx5="http://schemas.microsoft.com/office/drawing/2016/5/11/chartex" xmlns:cx6="http://schemas.microsoft.com/office/drawing/2016/5/12/chartex" xmlns:cx7="http://schemas.microsoft.com/office/drawing/2016/5/13/chartex" xmlns:cx8="http://schemas.microsoft.com/office/drawing/2016/5/14/chartex" xmlns:mc="http://schemas.openxmlformats.org/markup-compatibility/2006" xmlns:aink="http://schemas.microsoft.com/office/drawing/2016/ink" xmlns:am3d="http://schemas.microsoft.com/office/drawing/2017/model3d" xmlns:o="urn:schemas-microsoft-com:office:office" xmlns:r="http://schemas.openxmlformats.org/officeDocument/2006/relationships" xmlns:m="http://schemas.openxmlformats.org/officeDocument/2006/math" xmlns:v="urn:schemas-microsoft-com:vml" xmlns:wp14="http://schemas.microsoft.com/office/word/2010/wordprocessingDrawing" xmlns:wp="http://schemas.openxmlformats.org/drawingml/2006/wordprocessingDrawing" xmlns:w10="urn:schemas-microsoft-com:office:word" xmlns:w="http://schemas.openxmlformats.org/wordprocessingml/2006/main" xmlns:w14="http://schemas.microsoft.com/office/word/2010/wordml" xmlns:w15="http://schemas.microsoft.com/office/word/2012/wordml" xmlns:w16cex="http://schemas.microsoft.com/office/word/2018/wordml/cex" xmlns:w16cid="http://schemas.microsoft.com/office/word/2016/wordml/cid" xmlns:w16="http://schemas.microsoft.com/office/word/2018/wordml" xmlns:w16sdtdh="http://schemas.microsoft.com/office/word/2020/wordml/sdtdatahash" xmlns:w16se="http://schemas.microsoft.com/office/word/2015/wordml/symex" xmlns:wpg="http://schemas.microsoft.com/office/word/2010/wordprocessingGroup" xmlns:wpi="http://schemas.microsoft.com/office/word/2010/wordprocessingInk" xmlns:wne="http://schemas.microsoft.com/office/word/2006/wordml" xmlns:wps="http://schemas.microsoft.com/office/word/2010/wordprocessingShape" mc:Ignorable="w14 w15 w16se w16cid w16 w16cex w16sdtdh wp14">
-  <w:p>
-    <w:pPr>
-      <w:pStyle w:val="Footer"/>
       <w:pBdr>
         <w:top w:val="single" w:sz="4" w:space="8" w:color="4472C4" w:themeColor="accent1"/>
       </w:pBdr>
@@ -167,16 +1221,6 @@
       <w:rPr>
         <w:color w:val="000000" w:themeColor="text1"/>
       </w:rPr>
-    </w:pPr>
-  </w:p>
-</w:ftr>
-</file>
-
-<file path=word/footer3.xml><?xml version="1.0" encoding="utf-8"?>
-<w:ftr xmlns:wpc="http://schemas.microsoft.com/office/word/2010/wordprocessingCanvas" xmlns:cx="http://schemas.microsoft.com/office/drawing/2014/chartex" xmlns:cx1="http://schemas.microsoft.com/office/drawing/2015/9/8/chartex" xmlns:cx2="http://schemas.microsoft.com/office/drawing/2015/10/21/chartex" xmlns:cx3="http://schemas.microsoft.com/office/drawing/2016/5/9/chartex" xmlns:cx4="http://schemas.microsoft.com/office/drawing/2016/5/10/chartex" xmlns:cx5="http://schemas.microsoft.com/office/drawing/2016/5/11/chartex" xmlns:cx6="http://schemas.microsoft.com/office/drawing/2016/5/12/chartex" xmlns:cx7="http://schemas.microsoft.com/office/drawing/2016/5/13/chartex" xmlns:cx8="http://schemas.microsoft.com/office/drawing/2016/5/14/chartex" xmlns:mc="http://schemas.openxmlformats.org/markup-compatibility/2006" xmlns:aink="http://schemas.microsoft.com/office/drawing/2016/ink" xmlns:am3d="http://schemas.microsoft.com/office/drawing/2017/model3d" xmlns:o="urn:schemas-microsoft-com:office:office" xmlns:r="http://schemas.openxmlformats.org/officeDocument/2006/relationships" xmlns:m="http://schemas.openxmlformats.org/officeDocument/2006/math" xmlns:v="urn:schemas-microsoft-com:vml" xmlns:wp14="http://schemas.microsoft.com/office/word/2010/wordprocessingDrawing" xmlns:wp="http://schemas.openxmlformats.org/drawingml/2006/wordprocessingDrawing" xmlns:w10="urn:schemas-microsoft-com:office:word" xmlns:w="http://schemas.openxmlformats.org/wordprocessingml/2006/main" xmlns:w14="http://schemas.microsoft.com/office/word/2010/wordml" xmlns:w15="http://schemas.microsoft.com/office/word/2012/wordml" xmlns:w16cex="http://schemas.microsoft.com/office/word/2018/wordml/cex" xmlns:w16cid="http://schemas.microsoft.com/office/word/2016/wordml/cid" xmlns:w16="http://schemas.microsoft.com/office/word/2018/wordml" xmlns:w16sdtdh="http://schemas.microsoft.com/office/word/2020/wordml/sdtdatahash" xmlns:w16se="http://schemas.microsoft.com/office/word/2015/wordml/symex" xmlns:wpg="http://schemas.microsoft.com/office/word/2010/wordprocessingGroup" xmlns:wpi="http://schemas.microsoft.com/office/word/2010/wordprocessingInk" xmlns:wne="http://schemas.microsoft.com/office/word/2006/wordml" xmlns:wps="http://schemas.microsoft.com/office/word/2010/wordprocessingShape" mc:Ignorable="w14 w15 w16se w16cid w16 w16cex w16sdtdh wp14">
-  <w:p>
-    <w:pPr>
-      <w:pStyle w:val="Footer"/>
     </w:pPr>
   </w:p>
 </w:ftr>
@@ -208,16 +1252,6 @@
 </file>
 
 <file path=word/header1.xml><?xml version="1.0" encoding="utf-8"?>
-<w:hdr xmlns:wpc="http://schemas.microsoft.com/office/word/2010/wordprocessingCanvas" xmlns:cx="http://schemas.microsoft.com/office/drawing/2014/chartex" xmlns:cx1="http://schemas.microsoft.com/office/drawing/2015/9/8/chartex" xmlns:cx2="http://schemas.microsoft.com/office/drawing/2015/10/21/chartex" xmlns:cx3="http://schemas.microsoft.com/office/drawing/2016/5/9/chartex" xmlns:cx4="http://schemas.microsoft.com/office/drawing/2016/5/10/chartex" xmlns:cx5="http://schemas.microsoft.com/office/drawing/2016/5/11/chartex" xmlns:cx6="http://schemas.microsoft.com/office/drawing/2016/5/12/chartex" xmlns:cx7="http://schemas.microsoft.com/office/drawing/2016/5/13/chartex" xmlns:cx8="http://schemas.microsoft.com/office/drawing/2016/5/14/chartex" xmlns:mc="http://schemas.openxmlformats.org/markup-compatibility/2006" xmlns:aink="http://schemas.microsoft.com/office/drawing/2016/ink" xmlns:am3d="http://schemas.microsoft.com/office/drawing/2017/model3d" xmlns:o="urn:schemas-microsoft-com:office:office" xmlns:r="http://schemas.openxmlformats.org/officeDocument/2006/relationships" xmlns:m="http://schemas.openxmlformats.org/officeDocument/2006/math" xmlns:v="urn:schemas-microsoft-com:vml" xmlns:wp14="http://schemas.microsoft.com/office/word/2010/wordprocessingDrawing" xmlns:wp="http://schemas.openxmlformats.org/drawingml/2006/wordprocessingDrawing" xmlns:w10="urn:schemas-microsoft-com:office:word" xmlns:w="http://schemas.openxmlformats.org/wordprocessingml/2006/main" xmlns:w14="http://schemas.microsoft.com/office/word/2010/wordml" xmlns:w15="http://schemas.microsoft.com/office/word/2012/wordml" xmlns:w16cex="http://schemas.microsoft.com/office/word/2018/wordml/cex" xmlns:w16cid="http://schemas.microsoft.com/office/word/2016/wordml/cid" xmlns:w16="http://schemas.microsoft.com/office/word/2018/wordml" xmlns:w16sdtdh="http://schemas.microsoft.com/office/word/2020/wordml/sdtdatahash" xmlns:w16se="http://schemas.microsoft.com/office/word/2015/wordml/symex" xmlns:wpg="http://schemas.microsoft.com/office/word/2010/wordprocessingGroup" xmlns:wpi="http://schemas.microsoft.com/office/word/2010/wordprocessingInk" xmlns:wne="http://schemas.microsoft.com/office/word/2006/wordml" xmlns:wps="http://schemas.microsoft.com/office/word/2010/wordprocessingShape" mc:Ignorable="w14 w15 w16se w16cid w16 w16cex w16sdtdh wp14">
-  <w:p>
-    <w:pPr>
-      <w:pStyle w:val="Header"/>
-    </w:pPr>
-  </w:p>
-</w:hdr>
-</file>
-
-<file path=word/header2.xml><?xml version="1.0" encoding="utf-8"?>
 <w:hdr xmlns:wpc="http://schemas.microsoft.com/office/word/2010/wordprocessingCanvas" xmlns:cx="http://schemas.microsoft.com/office/drawing/2014/chartex" xmlns:cx1="http://schemas.microsoft.com/office/drawing/2015/9/8/chartex" xmlns:cx2="http://schemas.microsoft.com/office/drawing/2015/10/21/chartex" xmlns:cx3="http://schemas.microsoft.com/office/drawing/2016/5/9/chartex" xmlns:cx4="http://schemas.microsoft.com/office/drawing/2016/5/10/chartex" xmlns:cx5="http://schemas.microsoft.com/office/drawing/2016/5/11/chartex" xmlns:cx6="http://schemas.microsoft.com/office/drawing/2016/5/12/chartex" xmlns:cx7="http://schemas.microsoft.com/office/drawing/2016/5/13/chartex" xmlns:cx8="http://schemas.microsoft.com/office/drawing/2016/5/14/chartex" xmlns:mc="http://schemas.openxmlformats.org/markup-compatibility/2006" xmlns:aink="http://schemas.microsoft.com/office/drawing/2016/ink" xmlns:am3d="http://schemas.microsoft.com/office/drawing/2017/model3d" xmlns:o="urn:schemas-microsoft-com:office:office" xmlns:r="http://schemas.openxmlformats.org/officeDocument/2006/relationships" xmlns:m="http://schemas.openxmlformats.org/officeDocument/2006/math" xmlns:v="urn:schemas-microsoft-com:vml" xmlns:wp14="http://schemas.microsoft.com/office/word/2010/wordprocessingDrawing" xmlns:wp="http://schemas.openxmlformats.org/drawingml/2006/wordprocessingDrawing" xmlns:w10="urn:schemas-microsoft-com:office:word" xmlns:w="http://schemas.openxmlformats.org/wordprocessingml/2006/main" xmlns:w14="http://schemas.microsoft.com/office/word/2010/wordml" xmlns:w15="http://schemas.microsoft.com/office/word/2012/wordml" xmlns:w16cex="http://schemas.microsoft.com/office/word/2018/wordml/cex" xmlns:w16cid="http://schemas.microsoft.com/office/word/2016/wordml/cid" xmlns:w16="http://schemas.microsoft.com/office/word/2018/wordml" xmlns:w16sdtdh="http://schemas.microsoft.com/office/word/2020/wordml/sdtdatahash" xmlns:w16se="http://schemas.microsoft.com/office/word/2015/wordml/symex" xmlns:wpg="http://schemas.microsoft.com/office/word/2010/wordprocessingGroup" xmlns:wpi="http://schemas.microsoft.com/office/word/2010/wordprocessingInk" xmlns:wne="http://schemas.microsoft.com/office/word/2006/wordml" xmlns:wps="http://schemas.microsoft.com/office/word/2010/wordprocessingShape" mc:Ignorable="w14 w15 w16se w16cid w16 w16cex w16sdtdh wp14">
   <w:p>
     <w:pPr>
@@ -281,14 +1315,278 @@
 </w:hdr>
 </file>
 
-<file path=word/header3.xml><?xml version="1.0" encoding="utf-8"?>
-<w:hdr xmlns:wpc="http://schemas.microsoft.com/office/word/2010/wordprocessingCanvas" xmlns:cx="http://schemas.microsoft.com/office/drawing/2014/chartex" xmlns:cx1="http://schemas.microsoft.com/office/drawing/2015/9/8/chartex" xmlns:cx2="http://schemas.microsoft.com/office/drawing/2015/10/21/chartex" xmlns:cx3="http://schemas.microsoft.com/office/drawing/2016/5/9/chartex" xmlns:cx4="http://schemas.microsoft.com/office/drawing/2016/5/10/chartex" xmlns:cx5="http://schemas.microsoft.com/office/drawing/2016/5/11/chartex" xmlns:cx6="http://schemas.microsoft.com/office/drawing/2016/5/12/chartex" xmlns:cx7="http://schemas.microsoft.com/office/drawing/2016/5/13/chartex" xmlns:cx8="http://schemas.microsoft.com/office/drawing/2016/5/14/chartex" xmlns:mc="http://schemas.openxmlformats.org/markup-compatibility/2006" xmlns:aink="http://schemas.microsoft.com/office/drawing/2016/ink" xmlns:am3d="http://schemas.microsoft.com/office/drawing/2017/model3d" xmlns:o="urn:schemas-microsoft-com:office:office" xmlns:r="http://schemas.openxmlformats.org/officeDocument/2006/relationships" xmlns:m="http://schemas.openxmlformats.org/officeDocument/2006/math" xmlns:v="urn:schemas-microsoft-com:vml" xmlns:wp14="http://schemas.microsoft.com/office/word/2010/wordprocessingDrawing" xmlns:wp="http://schemas.openxmlformats.org/drawingml/2006/wordprocessingDrawing" xmlns:w10="urn:schemas-microsoft-com:office:word" xmlns:w="http://schemas.openxmlformats.org/wordprocessingml/2006/main" xmlns:w14="http://schemas.microsoft.com/office/word/2010/wordml" xmlns:w15="http://schemas.microsoft.com/office/word/2012/wordml" xmlns:w16cex="http://schemas.microsoft.com/office/word/2018/wordml/cex" xmlns:w16cid="http://schemas.microsoft.com/office/word/2016/wordml/cid" xmlns:w16="http://schemas.microsoft.com/office/word/2018/wordml" xmlns:w16sdtdh="http://schemas.microsoft.com/office/word/2020/wordml/sdtdatahash" xmlns:w16se="http://schemas.microsoft.com/office/word/2015/wordml/symex" xmlns:wpg="http://schemas.microsoft.com/office/word/2010/wordprocessingGroup" xmlns:wpi="http://schemas.microsoft.com/office/word/2010/wordprocessingInk" xmlns:wne="http://schemas.microsoft.com/office/word/2006/wordml" xmlns:wps="http://schemas.microsoft.com/office/word/2010/wordprocessingShape" mc:Ignorable="w14 w15 w16se w16cid w16 w16cex w16sdtdh wp14">
-  <w:p>
-    <w:pPr>
-      <w:pStyle w:val="Header"/>
-    </w:pPr>
-  </w:p>
-</w:hdr>
+<file path=word/numbering.xml><?xml version="1.0" encoding="utf-8"?>
+<w:numbering xmlns:wpc="http://schemas.microsoft.com/office/word/2010/wordprocessingCanvas" xmlns:cx="http://schemas.microsoft.com/office/drawing/2014/chartex" xmlns:cx1="http://schemas.microsoft.com/office/drawing/2015/9/8/chartex" xmlns:cx2="http://schemas.microsoft.com/office/drawing/2015/10/21/chartex" xmlns:cx3="http://schemas.microsoft.com/office/drawing/2016/5/9/chartex" xmlns:cx4="http://schemas.microsoft.com/office/drawing/2016/5/10/chartex" xmlns:cx5="http://schemas.microsoft.com/office/drawing/2016/5/11/chartex" xmlns:cx6="http://schemas.microsoft.com/office/drawing/2016/5/12/chartex" xmlns:cx7="http://schemas.microsoft.com/office/drawing/2016/5/13/chartex" xmlns:cx8="http://schemas.microsoft.com/office/drawing/2016/5/14/chartex" xmlns:mc="http://schemas.openxmlformats.org/markup-compatibility/2006" xmlns:aink="http://schemas.microsoft.com/office/drawing/2016/ink" xmlns:am3d="http://schemas.microsoft.com/office/drawing/2017/model3d" xmlns:o="urn:schemas-microsoft-com:office:office" xmlns:r="http://schemas.openxmlformats.org/officeDocument/2006/relationships" xmlns:m="http://schemas.openxmlformats.org/officeDocument/2006/math" xmlns:v="urn:schemas-microsoft-com:vml" xmlns:wp14="http://schemas.microsoft.com/office/word/2010/wordprocessingDrawing" xmlns:wp="http://schemas.openxmlformats.org/drawingml/2006/wordprocessingDrawing" xmlns:w10="urn:schemas-microsoft-com:office:word" xmlns:w="http://schemas.openxmlformats.org/wordprocessingml/2006/main" xmlns:w14="http://schemas.microsoft.com/office/word/2010/wordml" xmlns:w15="http://schemas.microsoft.com/office/word/2012/wordml" xmlns:w16cex="http://schemas.microsoft.com/office/word/2018/wordml/cex" xmlns:w16cid="http://schemas.microsoft.com/office/word/2016/wordml/cid" xmlns:w16="http://schemas.microsoft.com/office/word/2018/wordml" xmlns:w16sdtdh="http://schemas.microsoft.com/office/word/2020/wordml/sdtdatahash" xmlns:w16se="http://schemas.microsoft.com/office/word/2015/wordml/symex" xmlns:wpg="http://schemas.microsoft.com/office/word/2010/wordprocessingGroup" xmlns:wpi="http://schemas.microsoft.com/office/word/2010/wordprocessingInk" xmlns:wne="http://schemas.microsoft.com/office/word/2006/wordml" xmlns:wps="http://schemas.microsoft.com/office/word/2010/wordprocessingShape" mc:Ignorable="w14 w15 w16se w16cid w16 w16cex w16sdtdh wp14">
+  <w:abstractNum w:abstractNumId="0" w15:restartNumberingAfterBreak="0">
+    <w:nsid w:val="337844B7"/>
+    <w:multiLevelType w:val="hybridMultilevel"/>
+    <w:tmpl w:val="E9F88D1A"/>
+    <w:lvl w:ilvl="0" w:tplc="80F6D2BC">
+      <w:start w:val="1"/>
+      <w:numFmt w:val="bullet"/>
+      <w:pStyle w:val="L"/>
+      <w:lvlText w:val=""/>
+      <w:lvlJc w:val="left"/>
+      <w:pPr>
+        <w:ind w:left="720" w:hanging="360"/>
+      </w:pPr>
+      <w:rPr>
+        <w:rFonts w:ascii="Symbol" w:hAnsi="Symbol" w:hint="default"/>
+      </w:rPr>
+    </w:lvl>
+    <w:lvl w:ilvl="1" w:tplc="40090003" w:tentative="1">
+      <w:start w:val="1"/>
+      <w:numFmt w:val="bullet"/>
+      <w:lvlText w:val="o"/>
+      <w:lvlJc w:val="left"/>
+      <w:pPr>
+        <w:ind w:left="1440" w:hanging="360"/>
+      </w:pPr>
+      <w:rPr>
+        <w:rFonts w:ascii="Courier New" w:hAnsi="Courier New" w:cs="Courier New" w:hint="default"/>
+      </w:rPr>
+    </w:lvl>
+    <w:lvl w:ilvl="2" w:tplc="40090005" w:tentative="1">
+      <w:start w:val="1"/>
+      <w:numFmt w:val="bullet"/>
+      <w:lvlText w:val=""/>
+      <w:lvlJc w:val="left"/>
+      <w:pPr>
+        <w:ind w:left="2160" w:hanging="360"/>
+      </w:pPr>
+      <w:rPr>
+        <w:rFonts w:ascii="Wingdings" w:hAnsi="Wingdings" w:hint="default"/>
+      </w:rPr>
+    </w:lvl>
+    <w:lvl w:ilvl="3" w:tplc="40090001" w:tentative="1">
+      <w:start w:val="1"/>
+      <w:numFmt w:val="bullet"/>
+      <w:lvlText w:val=""/>
+      <w:lvlJc w:val="left"/>
+      <w:pPr>
+        <w:ind w:left="2880" w:hanging="360"/>
+      </w:pPr>
+      <w:rPr>
+        <w:rFonts w:ascii="Symbol" w:hAnsi="Symbol" w:hint="default"/>
+      </w:rPr>
+    </w:lvl>
+    <w:lvl w:ilvl="4" w:tplc="40090003" w:tentative="1">
+      <w:start w:val="1"/>
+      <w:numFmt w:val="bullet"/>
+      <w:lvlText w:val="o"/>
+      <w:lvlJc w:val="left"/>
+      <w:pPr>
+        <w:ind w:left="3600" w:hanging="360"/>
+      </w:pPr>
+      <w:rPr>
+        <w:rFonts w:ascii="Courier New" w:hAnsi="Courier New" w:cs="Courier New" w:hint="default"/>
+      </w:rPr>
+    </w:lvl>
+    <w:lvl w:ilvl="5" w:tplc="40090005" w:tentative="1">
+      <w:start w:val="1"/>
+      <w:numFmt w:val="bullet"/>
+      <w:lvlText w:val=""/>
+      <w:lvlJc w:val="left"/>
+      <w:pPr>
+        <w:ind w:left="4320" w:hanging="360"/>
+      </w:pPr>
+      <w:rPr>
+        <w:rFonts w:ascii="Wingdings" w:hAnsi="Wingdings" w:hint="default"/>
+      </w:rPr>
+    </w:lvl>
+    <w:lvl w:ilvl="6" w:tplc="40090001" w:tentative="1">
+      <w:start w:val="1"/>
+      <w:numFmt w:val="bullet"/>
+      <w:lvlText w:val=""/>
+      <w:lvlJc w:val="left"/>
+      <w:pPr>
+        <w:ind w:left="5040" w:hanging="360"/>
+      </w:pPr>
+      <w:rPr>
+        <w:rFonts w:ascii="Symbol" w:hAnsi="Symbol" w:hint="default"/>
+      </w:rPr>
+    </w:lvl>
+    <w:lvl w:ilvl="7" w:tplc="40090003" w:tentative="1">
+      <w:start w:val="1"/>
+      <w:numFmt w:val="bullet"/>
+      <w:lvlText w:val="o"/>
+      <w:lvlJc w:val="left"/>
+      <w:pPr>
+        <w:ind w:left="5760" w:hanging="360"/>
+      </w:pPr>
+      <w:rPr>
+        <w:rFonts w:ascii="Courier New" w:hAnsi="Courier New" w:cs="Courier New" w:hint="default"/>
+      </w:rPr>
+    </w:lvl>
+    <w:lvl w:ilvl="8" w:tplc="40090005" w:tentative="1">
+      <w:start w:val="1"/>
+      <w:numFmt w:val="bullet"/>
+      <w:lvlText w:val=""/>
+      <w:lvlJc w:val="left"/>
+      <w:pPr>
+        <w:ind w:left="6480" w:hanging="360"/>
+      </w:pPr>
+      <w:rPr>
+        <w:rFonts w:ascii="Wingdings" w:hAnsi="Wingdings" w:hint="default"/>
+      </w:rPr>
+    </w:lvl>
+  </w:abstractNum>
+  <w:abstractNum w:abstractNumId="1" w15:restartNumberingAfterBreak="0">
+    <w:nsid w:val="3BFA2B28"/>
+    <w:multiLevelType w:val="multilevel"/>
+    <w:tmpl w:val="C734D462"/>
+    <w:lvl w:ilvl="0">
+      <w:start w:val="1"/>
+      <w:numFmt w:val="bullet"/>
+      <w:lvlText w:val=""/>
+      <w:lvlJc w:val="left"/>
+      <w:pPr>
+        <w:tabs>
+          <w:tab w:val="num" w:pos="720"/>
+        </w:tabs>
+        <w:ind w:left="720" w:hanging="360"/>
+      </w:pPr>
+      <w:rPr>
+        <w:rFonts w:ascii="Symbol" w:hAnsi="Symbol" w:hint="default"/>
+        <w:sz w:val="20"/>
+      </w:rPr>
+    </w:lvl>
+    <w:lvl w:ilvl="1" w:tentative="1">
+      <w:start w:val="1"/>
+      <w:numFmt w:val="bullet"/>
+      <w:lvlText w:val="o"/>
+      <w:lvlJc w:val="left"/>
+      <w:pPr>
+        <w:tabs>
+          <w:tab w:val="num" w:pos="1440"/>
+        </w:tabs>
+        <w:ind w:left="1440" w:hanging="360"/>
+      </w:pPr>
+      <w:rPr>
+        <w:rFonts w:ascii="Courier New" w:hAnsi="Courier New" w:hint="default"/>
+        <w:sz w:val="20"/>
+      </w:rPr>
+    </w:lvl>
+    <w:lvl w:ilvl="2" w:tentative="1">
+      <w:start w:val="1"/>
+      <w:numFmt w:val="bullet"/>
+      <w:lvlText w:val=""/>
+      <w:lvlJc w:val="left"/>
+      <w:pPr>
+        <w:tabs>
+          <w:tab w:val="num" w:pos="2160"/>
+        </w:tabs>
+        <w:ind w:left="2160" w:hanging="360"/>
+      </w:pPr>
+      <w:rPr>
+        <w:rFonts w:ascii="Wingdings" w:hAnsi="Wingdings" w:hint="default"/>
+        <w:sz w:val="20"/>
+      </w:rPr>
+    </w:lvl>
+    <w:lvl w:ilvl="3" w:tentative="1">
+      <w:start w:val="1"/>
+      <w:numFmt w:val="bullet"/>
+      <w:lvlText w:val=""/>
+      <w:lvlJc w:val="left"/>
+      <w:pPr>
+        <w:tabs>
+          <w:tab w:val="num" w:pos="2880"/>
+        </w:tabs>
+        <w:ind w:left="2880" w:hanging="360"/>
+      </w:pPr>
+      <w:rPr>
+        <w:rFonts w:ascii="Wingdings" w:hAnsi="Wingdings" w:hint="default"/>
+        <w:sz w:val="20"/>
+      </w:rPr>
+    </w:lvl>
+    <w:lvl w:ilvl="4" w:tentative="1">
+      <w:start w:val="1"/>
+      <w:numFmt w:val="bullet"/>
+      <w:lvlText w:val=""/>
+      <w:lvlJc w:val="left"/>
+      <w:pPr>
+        <w:tabs>
+          <w:tab w:val="num" w:pos="3600"/>
+        </w:tabs>
+        <w:ind w:left="3600" w:hanging="360"/>
+      </w:pPr>
+      <w:rPr>
+        <w:rFonts w:ascii="Wingdings" w:hAnsi="Wingdings" w:hint="default"/>
+        <w:sz w:val="20"/>
+      </w:rPr>
+    </w:lvl>
+    <w:lvl w:ilvl="5" w:tentative="1">
+      <w:start w:val="1"/>
+      <w:numFmt w:val="bullet"/>
+      <w:lvlText w:val=""/>
+      <w:lvlJc w:val="left"/>
+      <w:pPr>
+        <w:tabs>
+          <w:tab w:val="num" w:pos="4320"/>
+        </w:tabs>
+        <w:ind w:left="4320" w:hanging="360"/>
+      </w:pPr>
+      <w:rPr>
+        <w:rFonts w:ascii="Wingdings" w:hAnsi="Wingdings" w:hint="default"/>
+        <w:sz w:val="20"/>
+      </w:rPr>
+    </w:lvl>
+    <w:lvl w:ilvl="6" w:tentative="1">
+      <w:start w:val="1"/>
+      <w:numFmt w:val="bullet"/>
+      <w:lvlText w:val=""/>
+      <w:lvlJc w:val="left"/>
+      <w:pPr>
+        <w:tabs>
+          <w:tab w:val="num" w:pos="5040"/>
+        </w:tabs>
+        <w:ind w:left="5040" w:hanging="360"/>
+      </w:pPr>
+      <w:rPr>
+        <w:rFonts w:ascii="Wingdings" w:hAnsi="Wingdings" w:hint="default"/>
+        <w:sz w:val="20"/>
+      </w:rPr>
+    </w:lvl>
+    <w:lvl w:ilvl="7" w:tentative="1">
+      <w:start w:val="1"/>
+      <w:numFmt w:val="bullet"/>
+      <w:lvlText w:val=""/>
+      <w:lvlJc w:val="left"/>
+      <w:pPr>
+        <w:tabs>
+          <w:tab w:val="num" w:pos="5760"/>
+        </w:tabs>
+        <w:ind w:left="5760" w:hanging="360"/>
+      </w:pPr>
+      <w:rPr>
+        <w:rFonts w:ascii="Wingdings" w:hAnsi="Wingdings" w:hint="default"/>
+        <w:sz w:val="20"/>
+      </w:rPr>
+    </w:lvl>
+    <w:lvl w:ilvl="8" w:tentative="1">
+      <w:start w:val="1"/>
+      <w:numFmt w:val="bullet"/>
+      <w:lvlText w:val=""/>
+      <w:lvlJc w:val="left"/>
+      <w:pPr>
+        <w:tabs>
+          <w:tab w:val="num" w:pos="6480"/>
+        </w:tabs>
+        <w:ind w:left="6480" w:hanging="360"/>
+      </w:pPr>
+      <w:rPr>
+        <w:rFonts w:ascii="Wingdings" w:hAnsi="Wingdings" w:hint="default"/>
+        <w:sz w:val="20"/>
+      </w:rPr>
+    </w:lvl>
+  </w:abstractNum>
+  <w:num w:numId="1">
+    <w:abstractNumId w:val="0"/>
+  </w:num>
+  <w:num w:numId="2">
+    <w:abstractNumId w:val="1"/>
+  </w:num>
+</w:numbering>
 </file>
 
 <file path=word/styles.xml><?xml version="1.0" encoding="utf-8"?>
@@ -690,10 +1988,50 @@
     <w:name w:val="Normal"/>
     <w:qFormat/>
   </w:style>
+  <w:style w:type="paragraph" w:styleId="Heading1">
+    <w:name w:val="heading 1"/>
+    <w:basedOn w:val="Normal"/>
+    <w:next w:val="Normal"/>
+    <w:link w:val="Heading1Char"/>
+    <w:uiPriority w:val="9"/>
+    <w:qFormat/>
+    <w:rsid w:val="007812AE"/>
+    <w:pPr>
+      <w:keepNext/>
+      <w:keepLines/>
+      <w:spacing w:before="240" w:after="0"/>
+      <w:outlineLvl w:val="0"/>
+    </w:pPr>
+    <w:rPr>
+      <w:rFonts w:asciiTheme="majorHAnsi" w:eastAsiaTheme="majorEastAsia" w:hAnsiTheme="majorHAnsi" w:cstheme="majorBidi"/>
+      <w:color w:val="2F5496" w:themeColor="accent1" w:themeShade="BF"/>
+      <w:sz w:val="32"/>
+      <w:szCs w:val="32"/>
+    </w:rPr>
+  </w:style>
+  <w:style w:type="paragraph" w:styleId="Heading2">
+    <w:name w:val="heading 2"/>
+    <w:basedOn w:val="Normal"/>
+    <w:link w:val="Heading2Char"/>
+    <w:uiPriority w:val="9"/>
+    <w:qFormat/>
+    <w:rsid w:val="00FF1DF3"/>
+    <w:pPr>
+      <w:spacing w:before="100" w:beforeAutospacing="1" w:after="100" w:afterAutospacing="1" w:line="240" w:lineRule="auto"/>
+      <w:outlineLvl w:val="1"/>
+    </w:pPr>
+    <w:rPr>
+      <w:rFonts w:ascii="Times New Roman" w:eastAsia="Times New Roman" w:hAnsi="Times New Roman" w:cs="Times New Roman"/>
+      <w:b/>
+      <w:bCs/>
+      <w:sz w:val="36"/>
+      <w:szCs w:val="36"/>
+      <w:lang w:eastAsia="en-IN"/>
+    </w:rPr>
+  </w:style>
   <w:style w:type="character" w:default="1" w:styleId="DefaultParagraphFont">
     <w:name w:val="Default Paragraph Font"/>
     <w:uiPriority w:val="1"/>
-    <w:semiHidden/>
     <w:unhideWhenUsed/>
   </w:style>
   <w:style w:type="table" w:default="1" w:styleId="TableNormal">
@@ -1071,6 +2409,182 @@
       </w:tcPr>
     </w:tblStylePr>
   </w:style>
+  <w:style w:type="paragraph" w:customStyle="1" w:styleId="H">
+    <w:name w:val="H"/>
+    <w:basedOn w:val="Normal"/>
+    <w:link w:val="HChar"/>
+    <w:qFormat/>
+    <w:rsid w:val="003F2226"/>
+    <w:rPr>
+      <w:b/>
+      <w:bCs/>
+      <w:sz w:val="24"/>
+      <w:szCs w:val="24"/>
+      <w:lang w:val="en-US"/>
+    </w:rPr>
+  </w:style>
+  <w:style w:type="paragraph" w:customStyle="1" w:styleId="T">
+    <w:name w:val="T"/>
+    <w:basedOn w:val="H"/>
+    <w:link w:val="TChar"/>
+    <w:qFormat/>
+    <w:rsid w:val="003F2226"/>
+    <w:rPr>
+      <w:b w:val="0"/>
+      <w:bCs w:val="0"/>
+      <w:sz w:val="22"/>
+      <w:szCs w:val="22"/>
+    </w:rPr>
+  </w:style>
+  <w:style w:type="character" w:customStyle="1" w:styleId="HChar">
+    <w:name w:val="H Char"/>
+    <w:basedOn w:val="DefaultParagraphFont"/>
+    <w:link w:val="H"/>
+    <w:rsid w:val="003F2226"/>
+    <w:rPr>
+      <w:b/>
+      <w:bCs/>
+      <w:sz w:val="24"/>
+      <w:szCs w:val="24"/>
+      <w:lang w:val="en-US"/>
+    </w:rPr>
+  </w:style>
+  <w:style w:type="paragraph" w:customStyle="1" w:styleId="S">
+    <w:name w:val="S"/>
+    <w:basedOn w:val="H"/>
+    <w:link w:val="SChar"/>
+    <w:qFormat/>
+    <w:rsid w:val="003F2226"/>
+    <w:rPr>
+      <w:sz w:val="4"/>
+      <w:szCs w:val="4"/>
+    </w:rPr>
+  </w:style>
+  <w:style w:type="character" w:customStyle="1" w:styleId="TChar">
+    <w:name w:val="T Char"/>
+    <w:basedOn w:val="HChar"/>
+    <w:link w:val="T"/>
+    <w:rsid w:val="003F2226"/>
+    <w:rPr>
+      <w:b w:val="0"/>
+      <w:bCs w:val="0"/>
+      <w:sz w:val="24"/>
+      <w:szCs w:val="24"/>
+      <w:lang w:val="en-US"/>
+    </w:rPr>
+  </w:style>
+  <w:style w:type="character" w:customStyle="1" w:styleId="SChar">
+    <w:name w:val="S Char"/>
+    <w:basedOn w:val="HChar"/>
+    <w:link w:val="S"/>
+    <w:rsid w:val="003F2226"/>
+    <w:rPr>
+      <w:b/>
+      <w:bCs/>
+      <w:sz w:val="4"/>
+      <w:szCs w:val="4"/>
+      <w:lang w:val="en-US"/>
+    </w:rPr>
+  </w:style>
+  <w:style w:type="paragraph" w:customStyle="1" w:styleId="L">
+    <w:name w:val="L"/>
+    <w:basedOn w:val="T"/>
+    <w:link w:val="LChar"/>
+    <w:qFormat/>
+    <w:rsid w:val="00DC3350"/>
+    <w:pPr>
+      <w:numPr>
+        <w:numId w:val="1"/>
+      </w:numPr>
+      <w:spacing w:after="5"/>
+      <w:ind w:left="714" w:hanging="357"/>
+    </w:pPr>
+  </w:style>
+  <w:style w:type="character" w:customStyle="1" w:styleId="Heading2Char">
+    <w:name w:val="Heading 2 Char"/>
+    <w:basedOn w:val="DefaultParagraphFont"/>
+    <w:link w:val="Heading2"/>
+    <w:uiPriority w:val="9"/>
+    <w:rsid w:val="00FF1DF3"/>
+    <w:rPr>
+      <w:rFonts w:ascii="Times New Roman" w:eastAsia="Times New Roman" w:hAnsi="Times New Roman" w:cs="Times New Roman"/>
+      <w:b/>
+      <w:bCs/>
+      <w:sz w:val="36"/>
+      <w:szCs w:val="36"/>
+      <w:lang w:eastAsia="en-IN"/>
+    </w:rPr>
+  </w:style>
+  <w:style w:type="character" w:customStyle="1" w:styleId="LChar">
+    <w:name w:val="L Char"/>
+    <w:basedOn w:val="TChar"/>
+    <w:link w:val="L"/>
+    <w:rsid w:val="00DC3350"/>
+    <w:rPr>
+      <w:b w:val="0"/>
+      <w:bCs w:val="0"/>
+      <w:sz w:val="24"/>
+      <w:szCs w:val="24"/>
+      <w:lang w:val="en-US"/>
+    </w:rPr>
+  </w:style>
+  <w:style w:type="character" w:styleId="Strong">
+    <w:name w:val="Strong"/>
+    <w:basedOn w:val="DefaultParagraphFont"/>
+    <w:uiPriority w:val="22"/>
+    <w:qFormat/>
+    <w:rsid w:val="00FF1DF3"/>
+    <w:rPr>
+      <w:b/>
+      <w:bCs/>
+    </w:rPr>
+  </w:style>
+  <w:style w:type="table" w:styleId="TableGrid">
+    <w:name w:val="Table Grid"/>
+    <w:basedOn w:val="TableNormal"/>
+    <w:uiPriority w:val="39"/>
+    <w:rsid w:val="00FF1DF3"/>
+    <w:pPr>
+      <w:spacing w:after="0" w:line="240" w:lineRule="auto"/>
+    </w:pPr>
+    <w:tblPr>
+      <w:tblBorders>
+        <w:top w:val="single" w:sz="4" w:space="0" w:color="auto"/>
+        <w:left w:val="single" w:sz="4" w:space="0" w:color="auto"/>
+        <w:bottom w:val="single" w:sz="4" w:space="0" w:color="auto"/>
+        <w:right w:val="single" w:sz="4" w:space="0" w:color="auto"/>
+        <w:insideH w:val="single" w:sz="4" w:space="0" w:color="auto"/>
+        <w:insideV w:val="single" w:sz="4" w:space="0" w:color="auto"/>
+      </w:tblBorders>
+    </w:tblPr>
+  </w:style>
+  <w:style w:type="character" w:customStyle="1" w:styleId="Heading1Char">
+    <w:name w:val="Heading 1 Char"/>
+    <w:basedOn w:val="DefaultParagraphFont"/>
+    <w:link w:val="Heading1"/>
+    <w:uiPriority w:val="9"/>
+    <w:rsid w:val="007812AE"/>
+    <w:rPr>
+      <w:rFonts w:asciiTheme="majorHAnsi" w:eastAsiaTheme="majorEastAsia" w:hAnsiTheme="majorHAnsi" w:cstheme="majorBidi"/>
+      <w:color w:val="2F5496" w:themeColor="accent1" w:themeShade="BF"/>
+      <w:sz w:val="32"/>
+      <w:szCs w:val="32"/>
+    </w:rPr>
+  </w:style>
+  <w:style w:type="paragraph" w:customStyle="1" w:styleId="ds-markdown-paragraph">
+    <w:name w:val="ds-markdown-paragraph"/>
+    <w:basedOn w:val="Normal"/>
+    <w:rsid w:val="00591146"/>
+    <w:pPr>
+      <w:spacing w:before="100" w:beforeAutospacing="1" w:after="100" w:afterAutospacing="1" w:line="240" w:lineRule="auto"/>
+    </w:pPr>
+    <w:rPr>
+      <w:rFonts w:ascii="Times New Roman" w:eastAsia="Times New Roman" w:hAnsi="Times New Roman" w:cs="Times New Roman"/>
+      <w:sz w:val="24"/>
+      <w:szCs w:val="24"/>
+      <w:lang w:eastAsia="en-IN"/>
+    </w:rPr>
+  </w:style>
 </w:styles>
 </file>
 
@@ -1112,19 +2626,47 @@
 
 <file path=word/glossary/fontTable.xml><?xml version="1.0" encoding="utf-8"?>
 <w:fonts xmlns:mc="http://schemas.openxmlformats.org/markup-compatibility/2006" xmlns:r="http://schemas.openxmlformats.org/officeDocument/2006/relationships" xmlns:w="http://schemas.openxmlformats.org/wordprocessingml/2006/main" xmlns:w14="http://schemas.microsoft.com/office/word/2010/wordml" xmlns:w15="http://schemas.microsoft.com/office/word/2012/wordml" xmlns:w16cex="http://schemas.microsoft.com/office/word/2018/wordml/cex" xmlns:w16cid="http://schemas.microsoft.com/office/word/2016/wordml/cid" xmlns:w16="http://schemas.microsoft.com/office/word/2018/wordml" xmlns:w16sdtdh="http://schemas.microsoft.com/office/word/2020/wordml/sdtdatahash" xmlns:w16se="http://schemas.microsoft.com/office/word/2015/wordml/symex" mc:Ignorable="w14 w15 w16se w16cid w16 w16cex w16sdtdh">
-  <w:font w:name="Calibri">
-    <w:panose1 w:val="020F0502020204030204"/>
-    <w:charset w:val="00"/>
-    <w:family w:val="swiss"/>
+  <w:font w:name="Symbol">
+    <w:panose1 w:val="05050102010706020507"/>
+    <w:charset w:val="02"/>
+    <w:family w:val="roman"/>
     <w:pitch w:val="variable"/>
-    <w:sig w:usb0="E4002EFF" w:usb1="C000247B" w:usb2="00000009" w:usb3="00000000" w:csb0="000001FF" w:csb1="00000000"/>
+    <w:sig w:usb0="00000000" w:usb1="10000000" w:usb2="00000000" w:usb3="00000000" w:csb0="80000000" w:csb1="00000000"/>
   </w:font>
   <w:font w:name="Times New Roman">
     <w:panose1 w:val="02020603050405020304"/>
     <w:charset w:val="00"/>
     <w:family w:val="roman"/>
     <w:pitch w:val="variable"/>
-    <w:sig w:usb0="E0002EFF" w:usb1="C000785B" w:usb2="00000009" w:usb3="00000000" w:csb0="000001FF" w:csb1="00000000"/>
+    <w:sig w:usb0="E0002AFF" w:usb1="C0007843" w:usb2="00000009" w:usb3="00000000" w:csb0="000001FF" w:csb1="00000000"/>
+  </w:font>
+  <w:font w:name="Courier New">
+    <w:panose1 w:val="02070309020205020404"/>
+    <w:charset w:val="00"/>
+    <w:family w:val="modern"/>
+    <w:pitch w:val="fixed"/>
+    <w:sig w:usb0="E0002EFF" w:usb1="C0007843" w:usb2="00000009" w:usb3="00000000" w:csb0="000001FF" w:csb1="00000000"/>
+  </w:font>
+  <w:font w:name="Wingdings">
+    <w:panose1 w:val="05000000000000000000"/>
+    <w:charset w:val="02"/>
+    <w:family w:val="auto"/>
+    <w:pitch w:val="variable"/>
+    <w:sig w:usb0="00000000" w:usb1="10000000" w:usb2="00000000" w:usb3="00000000" w:csb0="80000000" w:csb1="00000000"/>
+  </w:font>
+  <w:font w:name="Calibri">
+    <w:panose1 w:val="020F0502020204030204"/>
+    <w:charset w:val="00"/>
+    <w:family w:val="swiss"/>
+    <w:pitch w:val="variable"/>
+    <w:sig w:usb0="E0002AFF" w:usb1="4000ACFF" w:usb2="00000001" w:usb3="00000000" w:csb0="000001FF" w:csb1="00000000"/>
+  </w:font>
+  <w:font w:name="Calibri Light">
+    <w:panose1 w:val="020F0302020204030204"/>
+    <w:charset w:val="00"/>
+    <w:family w:val="swiss"/>
+    <w:pitch w:val="variable"/>
+    <w:sig w:usb0="A00002EF" w:usb1="4000207B" w:usb2="00000000" w:usb3="00000000" w:csb0="0000009F" w:csb1="00000000"/>
   </w:font>
   <w:font w:name="JetBrains Mono NL">
     <w:panose1 w:val="02000009000000000000"/>
@@ -1142,7 +2684,6 @@
   </w:font>
   <w:font w:name="Cascadia Code">
     <w:altName w:val="Segoe UI Symbol"/>
-    <w:panose1 w:val="020B0609020000020004"/>
     <w:charset w:val="00"/>
     <w:family w:val="modern"/>
     <w:pitch w:val="fixed"/>
@@ -1161,13 +2702,6 @@
     <w:family w:val="swiss"/>
     <w:pitch w:val="variable"/>
     <w:sig w:usb0="800002A7" w:usb1="28CF4400" w:usb2="00000016" w:usb3="00000000" w:csb0="00100009" w:csb1="00000000"/>
-  </w:font>
-  <w:font w:name="Calibri Light">
-    <w:panose1 w:val="020F0302020204030204"/>
-    <w:charset w:val="00"/>
-    <w:family w:val="swiss"/>
-    <w:pitch w:val="variable"/>
-    <w:sig w:usb0="E4002EFF" w:usb1="C000247B" w:usb2="00000009" w:usb3="00000000" w:csb0="000001FF" w:csb1="00000000"/>
   </w:font>
 </w:fonts>
 </file>
@@ -1188,17 +2722,22 @@
   </w:compat>
   <w:rsids>
     <w:rsidRoot w:val="008238CD"/>
-    <w:rsid w:val="001B7F3A"/>
+    <w:rsid w:val="00064D83"/>
     <w:rsid w:val="003A6ABC"/>
+    <w:rsid w:val="00420131"/>
     <w:rsid w:val="004F7305"/>
+    <w:rsid w:val="005E2640"/>
     <w:rsid w:val="006D2E04"/>
     <w:rsid w:val="008238CD"/>
     <w:rsid w:val="00A3501E"/>
-    <w:rsid w:val="00A50055"/>
     <w:rsid w:val="00AC7174"/>
+    <w:rsid w:val="00C100C8"/>
     <w:rsid w:val="00C208BF"/>
     <w:rsid w:val="00C95DE2"/>
     <w:rsid w:val="00D223CD"/>
+    <w:rsid w:val="00DC36A5"/>
+    <w:rsid w:val="00DD42C3"/>
+    <w:rsid w:val="00EA0E10"/>
     <w:rsid w:val="00FD669A"/>
   </w:rsids>
   <m:mathPr>
@@ -1968,10 +3507,22 @@
 </CoverPageProperties>
 </file>
 
+<file path=customXml/item2.xml><?xml version="1.0" encoding="utf-8"?>
+<b:Sources xmlns:b="http://schemas.openxmlformats.org/officeDocument/2006/bibliography" xmlns="http://schemas.openxmlformats.org/officeDocument/2006/bibliography" SelectedStyle="\APASixthEditionOfficeOnline.xsl" StyleName="APA" Version="6"/>
+</file>
+
 <file path=customXml/itemProps1.xml><?xml version="1.0" encoding="utf-8"?>
 <ds:datastoreItem xmlns:ds="http://schemas.openxmlformats.org/officeDocument/2006/customXml" ds:itemID="{55AF091B-3C7A-41E3-B477-F2FDAA23CFDA}">
   <ds:schemaRefs>
     <ds:schemaRef ds:uri="http://schemas.microsoft.com/office/2006/coverPageProps"/>
   </ds:schemaRefs>
 </ds:datastoreItem>
+</file>
+
+<file path=customXml/itemProps2.xml><?xml version="1.0" encoding="utf-8"?>
+<ds:datastoreItem xmlns:ds="http://schemas.openxmlformats.org/officeDocument/2006/customXml" ds:itemID="{F989467B-DDBC-4253-8D53-7FB4DA5CB92E}">
+  <ds:schemaRefs>
+    <ds:schemaRef ds:uri="http://schemas.openxmlformats.org/officeDocument/2006/bibliography"/>
+  </ds:schemaRefs>
+</ds:datastoreItem>
 </file>